--- a/Documentacion/Proyecto Final Programacion II.docx
+++ b/Documentacion/Proyecto Final Programacion II.docx
@@ -178,29 +178,7 @@
           <w:sz w:val="32"/>
           <w:szCs w:val="32"/>
         </w:rPr>
-        <w:t xml:space="preserve">Docente: Daniel </w:t>
-      </w:r>
-      <w:proofErr w:type="spellStart"/>
-      <w:r>
-        <w:rPr>
-          <w:rFonts w:ascii="Times New Roman" w:hAnsi="Times New Roman" w:cs="Times New Roman"/>
-          <w:b/>
-          <w:bCs/>
-          <w:sz w:val="32"/>
-          <w:szCs w:val="32"/>
-        </w:rPr>
-        <w:t>Abdon</w:t>
-      </w:r>
-      <w:proofErr w:type="spellEnd"/>
-      <w:r>
-        <w:rPr>
-          <w:rFonts w:ascii="Times New Roman" w:hAnsi="Times New Roman" w:cs="Times New Roman"/>
-          <w:b/>
-          <w:bCs/>
-          <w:sz w:val="32"/>
-          <w:szCs w:val="32"/>
-        </w:rPr>
-        <w:t xml:space="preserve"> Quino Mendoza</w:t>
+        <w:t>Docente: Daniel Abdon Quino Mendoza</w:t>
       </w:r>
     </w:p>
     <w:p>
@@ -450,29 +428,7 @@
           <w:sz w:val="28"/>
           <w:szCs w:val="28"/>
         </w:rPr>
-        <w:t>…………………………………………………</w:t>
-      </w:r>
-      <w:proofErr w:type="gramStart"/>
-      <w:r>
-        <w:rPr>
-          <w:rFonts w:ascii="Times New Roman" w:hAnsi="Times New Roman" w:cs="Times New Roman"/>
-          <w:b/>
-          <w:bCs/>
-          <w:sz w:val="28"/>
-          <w:szCs w:val="28"/>
-        </w:rPr>
-        <w:t>…….</w:t>
-      </w:r>
-      <w:proofErr w:type="gramEnd"/>
-      <w:r>
-        <w:rPr>
-          <w:rFonts w:ascii="Times New Roman" w:hAnsi="Times New Roman" w:cs="Times New Roman"/>
-          <w:b/>
-          <w:bCs/>
-          <w:sz w:val="28"/>
-          <w:szCs w:val="28"/>
-        </w:rPr>
-        <w:t>.3</w:t>
+        <w:t>………………………………………………………..3</w:t>
       </w:r>
     </w:p>
     <w:p>
@@ -583,29 +539,7 @@
           <w:sz w:val="28"/>
           <w:szCs w:val="28"/>
         </w:rPr>
-        <w:t>………………………………………………………</w:t>
-      </w:r>
-      <w:proofErr w:type="gramStart"/>
-      <w:r>
-        <w:rPr>
-          <w:rFonts w:ascii="Times New Roman" w:hAnsi="Times New Roman" w:cs="Times New Roman"/>
-          <w:b/>
-          <w:bCs/>
-          <w:sz w:val="28"/>
-          <w:szCs w:val="28"/>
-        </w:rPr>
-        <w:t>…….</w:t>
-      </w:r>
-      <w:proofErr w:type="gramEnd"/>
-      <w:r>
-        <w:rPr>
-          <w:rFonts w:ascii="Times New Roman" w:hAnsi="Times New Roman" w:cs="Times New Roman"/>
-          <w:b/>
-          <w:bCs/>
-          <w:sz w:val="28"/>
-          <w:szCs w:val="28"/>
-        </w:rPr>
-        <w:t>.4</w:t>
+        <w:t>……………………………………………………………..4</w:t>
       </w:r>
     </w:p>
     <w:p>
@@ -642,20 +576,8 @@
           <w:sz w:val="28"/>
           <w:szCs w:val="28"/>
         </w:rPr>
-        <w:t>…………………………………</w:t>
-      </w:r>
-      <w:proofErr w:type="gramStart"/>
-      <w:r>
-        <w:rPr>
-          <w:rFonts w:ascii="Times New Roman" w:hAnsi="Times New Roman" w:cs="Times New Roman"/>
-          <w:b/>
-          <w:bCs/>
-          <w:sz w:val="28"/>
-          <w:szCs w:val="28"/>
-        </w:rPr>
-        <w:t>…….</w:t>
-      </w:r>
-      <w:proofErr w:type="gramEnd"/>
+        <w:t>……………………………………….</w:t>
+      </w:r>
       <w:r>
         <w:rPr>
           <w:rFonts w:ascii="Times New Roman" w:hAnsi="Times New Roman" w:cs="Times New Roman"/>
@@ -738,7 +660,7 @@
           <w:sz w:val="28"/>
           <w:szCs w:val="28"/>
         </w:rPr>
-        <w:t>Pruebas</w:t>
+        <w:t xml:space="preserve">Conclusión </w:t>
       </w:r>
       <w:r>
         <w:rPr>
@@ -748,29 +670,7 @@
           <w:sz w:val="28"/>
           <w:szCs w:val="28"/>
         </w:rPr>
-        <w:t>………………………………………………………</w:t>
-      </w:r>
-      <w:proofErr w:type="gramStart"/>
-      <w:r>
-        <w:rPr>
-          <w:rFonts w:ascii="Times New Roman" w:hAnsi="Times New Roman" w:cs="Times New Roman"/>
-          <w:b/>
-          <w:bCs/>
-          <w:sz w:val="28"/>
-          <w:szCs w:val="28"/>
-        </w:rPr>
-        <w:t>…….</w:t>
-      </w:r>
-      <w:proofErr w:type="gramEnd"/>
-      <w:r>
-        <w:rPr>
-          <w:rFonts w:ascii="Times New Roman" w:hAnsi="Times New Roman" w:cs="Times New Roman"/>
-          <w:b/>
-          <w:bCs/>
-          <w:sz w:val="28"/>
-          <w:szCs w:val="28"/>
-        </w:rPr>
-        <w:t>12</w:t>
+        <w:t>………………………………………………………12</w:t>
       </w:r>
     </w:p>
     <w:p>
@@ -797,7 +697,7 @@
           <w:sz w:val="28"/>
           <w:szCs w:val="28"/>
         </w:rPr>
-        <w:t xml:space="preserve">Conclusión </w:t>
+        <w:t>Link del repositorio de github</w:t>
       </w:r>
       <w:r>
         <w:rPr>
@@ -807,67 +707,6 @@
           <w:sz w:val="28"/>
           <w:szCs w:val="28"/>
         </w:rPr>
-        <w:t>………………………………………………………12</w:t>
-      </w:r>
-    </w:p>
-    <w:p>
-      <w:pPr>
-        <w:pStyle w:val="Prrafodelista"/>
-        <w:numPr>
-          <w:ilvl w:val="0"/>
-          <w:numId w:val="22"/>
-        </w:numPr>
-        <w:spacing w:line="240" w:lineRule="auto"/>
-        <w:rPr>
-          <w:rFonts w:ascii="Times New Roman" w:hAnsi="Times New Roman" w:cs="Times New Roman"/>
-          <w:b/>
-          <w:bCs/>
-          <w:sz w:val="28"/>
-          <w:szCs w:val="28"/>
-        </w:rPr>
-      </w:pPr>
-      <w:proofErr w:type="gramStart"/>
-      <w:r>
-        <w:rPr>
-          <w:rFonts w:ascii="Times New Roman" w:hAnsi="Times New Roman" w:cs="Times New Roman"/>
-          <w:b/>
-          <w:bCs/>
-          <w:sz w:val="28"/>
-          <w:szCs w:val="28"/>
-        </w:rPr>
-        <w:t>Link</w:t>
-      </w:r>
-      <w:proofErr w:type="gramEnd"/>
-      <w:r>
-        <w:rPr>
-          <w:rFonts w:ascii="Times New Roman" w:hAnsi="Times New Roman" w:cs="Times New Roman"/>
-          <w:b/>
-          <w:bCs/>
-          <w:sz w:val="28"/>
-          <w:szCs w:val="28"/>
-        </w:rPr>
-        <w:t xml:space="preserve"> del repositorio de </w:t>
-      </w:r>
-      <w:proofErr w:type="spellStart"/>
-      <w:r>
-        <w:rPr>
-          <w:rFonts w:ascii="Times New Roman" w:hAnsi="Times New Roman" w:cs="Times New Roman"/>
-          <w:b/>
-          <w:bCs/>
-          <w:sz w:val="28"/>
-          <w:szCs w:val="28"/>
-        </w:rPr>
-        <w:t>github</w:t>
-      </w:r>
-      <w:proofErr w:type="spellEnd"/>
-      <w:r>
-        <w:rPr>
-          <w:rFonts w:ascii="Times New Roman" w:hAnsi="Times New Roman" w:cs="Times New Roman"/>
-          <w:b/>
-          <w:bCs/>
-          <w:sz w:val="28"/>
-          <w:szCs w:val="28"/>
-        </w:rPr>
         <w:t>…………………………………13</w:t>
       </w:r>
     </w:p>
@@ -913,31 +752,7 @@
     </w:p>
     <w:p>
       <w:r>
-        <w:t xml:space="preserve">Para lograr la robustez y escalabilidad requeridas, el proyecto se ha desarrollado utilizando un </w:t>
-      </w:r>
-      <w:proofErr w:type="spellStart"/>
-      <w:r>
-        <w:t>stack</w:t>
-      </w:r>
-      <w:proofErr w:type="spellEnd"/>
-      <w:r>
-        <w:t xml:space="preserve"> tecnológico moderno: </w:t>
-      </w:r>
-      <w:proofErr w:type="spellStart"/>
-      <w:r>
-        <w:t>React</w:t>
-      </w:r>
-      <w:proofErr w:type="spellEnd"/>
-      <w:r>
-        <w:t xml:space="preserve"> para una interfaz de usuario dinámica y reactiva; .NET para construir una API </w:t>
-      </w:r>
-      <w:proofErr w:type="spellStart"/>
-      <w:r>
-        <w:t>RESTful</w:t>
-      </w:r>
-      <w:proofErr w:type="spellEnd"/>
-      <w:r>
-        <w:t xml:space="preserve"> segura y potente; SQL Server para la gestión de datos transaccionales y estructurados; y MongoDB para el almacenamiento flexible de datos no estructurados, como las imágenes de productos. Esta arquitectura híbrida de bases de datos es una decisión de diseño clave, permitiendo que cada sistema gestione el tipo de datos para el que es más eficiente.</w:t>
+        <w:t>Para lograr la robustez y escalabilidad requeridas, el proyecto se ha desarrollado utilizando un stack tecnológico moderno: React para una interfaz de usuario dinámica y reactiva; .NET para construir una API RESTful segura y potente; SQL Server para la gestión de datos transaccionales y estructurados; y MongoDB para el almacenamiento flexible de datos no estructurados, como las imágenes de productos. Esta arquitectura híbrida de bases de datos es una decisión de diseño clave, permitiendo que cada sistema gestione el tipo de datos para el que es más eficiente.</w:t>
       </w:r>
     </w:p>
     <w:p>
@@ -1040,15 +855,7 @@
     </w:p>
     <w:p>
       <w:r>
-        <w:t xml:space="preserve">Desarrollar una plataforma web interactiva utilizando </w:t>
-      </w:r>
-      <w:proofErr w:type="spellStart"/>
-      <w:r>
-        <w:t>React</w:t>
-      </w:r>
-      <w:proofErr w:type="spellEnd"/>
-      <w:r>
-        <w:t>, .NET, SQL Server y MongoDB, que permita a los usuarios publicar productos para la venta, explorar y adquirir productos ofrecidos por otros usuarios, gestionando eficientemente las compras mediante un carrito y garantizando una experiencia funcional, segura y fluida.</w:t>
+        <w:t>Desarrollar una plataforma web interactiva utilizando React, .NET, SQL Server y MongoDB, que permita a los usuarios publicar productos para la venta, explorar y adquirir productos ofrecidos por otros usuarios, gestionando eficientemente las compras mediante un carrito y garantizando una experiencia funcional, segura y fluida.</w:t>
       </w:r>
     </w:p>
     <w:p>
@@ -1074,15 +881,7 @@
         </w:numPr>
       </w:pPr>
       <w:r>
-        <w:t xml:space="preserve">Diseñar e implementar una interfaz de usuario dinámica con </w:t>
-      </w:r>
-      <w:proofErr w:type="spellStart"/>
-      <w:r>
-        <w:t>React</w:t>
-      </w:r>
-      <w:proofErr w:type="spellEnd"/>
-      <w:r>
-        <w:t>, que facilite la navegación, la publicación de productos y la experiencia de compra mediante el uso de un carrito, incluyendo funcionalidades de registro, inicio/cierre de sesión y visualización del perfil.</w:t>
+        <w:t>Diseñar e implementar una interfaz de usuario dinámica con React, que facilite la navegación, la publicación de productos y la experiencia de compra mediante el uso de un carrito, incluyendo funcionalidades de registro, inicio/cierre de sesión y visualización del perfil.</w:t>
       </w:r>
     </w:p>
     <w:p>
@@ -1136,15 +935,7 @@
     </w:p>
     <w:p>
       <w:r>
-        <w:t xml:space="preserve">El proyecto MARKEA en su versión actual es una aplicación web completamente funcional que cubre el ciclo de vida de un </w:t>
-      </w:r>
-      <w:proofErr w:type="spellStart"/>
-      <w:r>
-        <w:t>marketplace</w:t>
-      </w:r>
-      <w:proofErr w:type="spellEnd"/>
-      <w:r>
-        <w:t xml:space="preserve"> C2C (consumidor a consumidor). Las funcionalidades implementadas se agrupan en los siguientes módulos:</w:t>
+        <w:t>El proyecto MARKEA en su versión actual es una aplicación web completamente funcional que cubre el ciclo de vida de un marketplace C2C (consumidor a consumidor). Las funcionalidades implementadas se agrupan en los siguientes módulos:</w:t>
       </w:r>
     </w:p>
     <w:p>
@@ -1178,15 +969,7 @@
       </w:pPr>
       <w:r>
         <w:lastRenderedPageBreak/>
-        <w:t xml:space="preserve">Inicio de Sesión: Autentica a los usuarios registrados mediante correo y contraseña, validando sus credenciales contra la base de datos a través del </w:t>
-      </w:r>
-      <w:proofErr w:type="spellStart"/>
-      <w:r>
-        <w:t>sp_iniciar_sesion</w:t>
-      </w:r>
-      <w:proofErr w:type="spellEnd"/>
-      <w:r>
-        <w:t>.</w:t>
+        <w:t>Inicio de Sesión: Autentica a los usuarios registrados mediante correo y contraseña, validando sus credenciales contra la base de datos a través del sp_iniciar_sesion.</w:t>
       </w:r>
     </w:p>
     <w:p>
@@ -1307,23 +1090,7 @@
         </w:numPr>
       </w:pPr>
       <w:r>
-        <w:t xml:space="preserve">Estado Centralizado: Se utiliza </w:t>
-      </w:r>
-      <w:proofErr w:type="spellStart"/>
-      <w:r>
-        <w:t>React</w:t>
-      </w:r>
-      <w:proofErr w:type="spellEnd"/>
-      <w:r>
-        <w:t xml:space="preserve"> </w:t>
-      </w:r>
-      <w:proofErr w:type="spellStart"/>
-      <w:r>
-        <w:t>Context</w:t>
-      </w:r>
-      <w:proofErr w:type="spellEnd"/>
-      <w:r>
-        <w:t xml:space="preserve"> para mantener el estado del carrito de forma global en toda la aplicación.</w:t>
+        <w:t>Estado Centralizado: Se utiliza React Context para mantener el estado del carrito de forma global en toda la aplicación.</w:t>
       </w:r>
     </w:p>
     <w:p>
@@ -1334,15 +1101,7 @@
         </w:numPr>
       </w:pPr>
       <w:r>
-        <w:t>Módulo de Proceso de Venta (</w:t>
-      </w:r>
-      <w:proofErr w:type="spellStart"/>
-      <w:r>
-        <w:t>Checkout</w:t>
-      </w:r>
-      <w:proofErr w:type="spellEnd"/>
-      <w:r>
-        <w:t>):</w:t>
+        <w:t>Módulo de Proceso de Venta (Checkout):</w:t>
       </w:r>
     </w:p>
     <w:p>
@@ -1364,15 +1123,7 @@
         </w:numPr>
       </w:pPr>
       <w:r>
-        <w:t xml:space="preserve">Transacción: Una vez confirmado el pago, se ejecuta el </w:t>
-      </w:r>
-      <w:proofErr w:type="spellStart"/>
-      <w:r>
-        <w:t>sp_realizar_venta</w:t>
-      </w:r>
-      <w:proofErr w:type="spellEnd"/>
-      <w:r>
-        <w:t xml:space="preserve"> en la base de datos para registrar la transacción, actualizar el stock y vincular la compra al perfil del usuario.</w:t>
+        <w:t>Transacción: Una vez confirmado el pago, se ejecuta el sp_realizar_venta en la base de datos para registrar la transacción, actualizar el stock y vincular la compra al perfil del usuario.</w:t>
       </w:r>
     </w:p>
     <w:p>
@@ -1482,13 +1233,8 @@
         </w:numPr>
       </w:pPr>
       <w:r>
-        <w:t xml:space="preserve">Permisos para poder convertirse en un </w:t>
-      </w:r>
-      <w:proofErr w:type="spellStart"/>
-      <w:r>
-        <w:t>vnededor</w:t>
-      </w:r>
-      <w:proofErr w:type="spellEnd"/>
+        <w:t>Permisos para poder convertirse en un vnededor</w:t>
+      </w:r>
     </w:p>
     <w:p>
       <w:pPr>
@@ -1608,16 +1354,11 @@
         <w:t>Si inicio sesión correctamente, deb</w:t>
       </w:r>
       <w:r>
-        <w:t xml:space="preserve">e de mostrarse un mensaje </w:t>
-      </w:r>
-      <w:proofErr w:type="gramStart"/>
-      <w:r>
-        <w:t xml:space="preserve">de  </w:t>
+        <w:t xml:space="preserve">e de mostrarse un mensaje de  </w:t>
       </w:r>
       <w:r>
         <w:t>“</w:t>
       </w:r>
-      <w:proofErr w:type="gramEnd"/>
       <w:r>
         <w:t>sesión iniciada correctamente”.</w:t>
       </w:r>
@@ -2101,6 +1842,7 @@
         <w:rPr>
           <w:b/>
           <w:bCs/>
+          <w:noProof/>
         </w:rPr>
         <w:drawing>
           <wp:inline distT="0" distB="0" distL="0" distR="0" wp14:anchorId="0E8124F2" wp14:editId="4CCCADAD">
@@ -2151,36 +1893,21 @@
           <w:b/>
           <w:bCs/>
         </w:rPr>
-        <w:t>Diagrama de Clases (</w:t>
-      </w:r>
-      <w:proofErr w:type="spellStart"/>
-      <w:r>
-        <w:rPr>
-          <w:b/>
-          <w:bCs/>
-        </w:rPr>
-        <w:t>Backend</w:t>
-      </w:r>
-      <w:proofErr w:type="spellEnd"/>
-      <w:r>
-        <w:rPr>
-          <w:b/>
-          <w:bCs/>
-        </w:rPr>
-        <w:t xml:space="preserve"> API)</w:t>
-      </w:r>
-    </w:p>
-    <w:p>
-      <w:pPr>
-        <w:rPr>
-          <w:b/>
-          <w:bCs/>
-        </w:rPr>
-      </w:pPr>
-      <w:r>
-        <w:rPr>
-          <w:b/>
-          <w:bCs/>
+        <w:t>Diagrama de Clases (Backend API)</w:t>
+      </w:r>
+    </w:p>
+    <w:p>
+      <w:pPr>
+        <w:rPr>
+          <w:b/>
+          <w:bCs/>
+        </w:rPr>
+      </w:pPr>
+      <w:r>
+        <w:rPr>
+          <w:b/>
+          <w:bCs/>
+          <w:noProof/>
         </w:rPr>
         <w:drawing>
           <wp:inline distT="0" distB="0" distL="0" distR="0" wp14:anchorId="7FF1A6DE" wp14:editId="73E1EEF7">
@@ -2231,26 +1958,8 @@
           <w:b/>
           <w:bCs/>
         </w:rPr>
-        <w:t>Diagrama de Clases (</w:t>
-      </w:r>
-      <w:proofErr w:type="spellStart"/>
-      <w:proofErr w:type="gramStart"/>
-      <w:r>
-        <w:rPr>
-          <w:b/>
-          <w:bCs/>
-        </w:rPr>
-        <w:t>Frontend</w:t>
-      </w:r>
-      <w:proofErr w:type="spellEnd"/>
-      <w:r>
-        <w:rPr>
-          <w:b/>
-          <w:bCs/>
-        </w:rPr>
-        <w:t xml:space="preserve"> )</w:t>
-      </w:r>
-      <w:proofErr w:type="gramEnd"/>
+        <w:t>Diagrama de Clases (Frontend )</w:t>
+      </w:r>
     </w:p>
     <w:p>
       <w:pPr>
@@ -2264,6 +1973,7 @@
         <w:rPr>
           <w:b/>
           <w:bCs/>
+          <w:noProof/>
           <w:lang w:val="en-US"/>
         </w:rPr>
         <w:lastRenderedPageBreak/>
@@ -2367,21 +2077,12 @@
           <w:numId w:val="26"/>
         </w:numPr>
       </w:pPr>
-      <w:proofErr w:type="spellStart"/>
-      <w:r>
-        <w:rPr>
-          <w:b/>
-          <w:bCs/>
-        </w:rPr>
-        <w:t>Categoria</w:t>
-      </w:r>
-      <w:proofErr w:type="spellEnd"/>
-      <w:r>
-        <w:rPr>
-          <w:b/>
-          <w:bCs/>
-        </w:rPr>
-        <w:t>:</w:t>
+      <w:r>
+        <w:rPr>
+          <w:b/>
+          <w:bCs/>
+        </w:rPr>
+        <w:t>Categoria:</w:t>
       </w:r>
       <w:r>
         <w:t xml:space="preserve"> Agrupa los productos para facilitar la búsqueda y el filtrado.</w:t>
@@ -2412,21 +2113,12 @@
           <w:numId w:val="26"/>
         </w:numPr>
       </w:pPr>
-      <w:proofErr w:type="spellStart"/>
-      <w:r>
-        <w:rPr>
-          <w:b/>
-          <w:bCs/>
-        </w:rPr>
-        <w:t>DetalleVenta</w:t>
-      </w:r>
-      <w:proofErr w:type="spellEnd"/>
-      <w:r>
-        <w:rPr>
-          <w:b/>
-          <w:bCs/>
-        </w:rPr>
-        <w:t>:</w:t>
+      <w:r>
+        <w:rPr>
+          <w:b/>
+          <w:bCs/>
+        </w:rPr>
+        <w:t>DetalleVenta:</w:t>
       </w:r>
       <w:r>
         <w:t xml:space="preserve"> Representa cada línea de producto dentro de una Venta, especificando la cantidad y el precio al momento de la compra.</w:t>
@@ -2466,15 +2158,7 @@
         <w:spacing w:after="0"/>
       </w:pPr>
       <w:r>
-        <w:t xml:space="preserve">SI usuario está </w:t>
-      </w:r>
-      <w:proofErr w:type="spellStart"/>
-      <w:r>
-        <w:t>logueado</w:t>
-      </w:r>
-      <w:proofErr w:type="spellEnd"/>
-      <w:r>
-        <w:t xml:space="preserve"> ENTONCES</w:t>
+        <w:t>SI usuario está logueado ENTONCES</w:t>
       </w:r>
     </w:p>
     <w:p>
@@ -2568,15 +2252,7 @@
         <w:spacing w:after="0"/>
       </w:pPr>
       <w:r>
-        <w:t xml:space="preserve">        ENVIAR objeto producto al </w:t>
-      </w:r>
-      <w:proofErr w:type="spellStart"/>
-      <w:r>
-        <w:t>backend</w:t>
-      </w:r>
-      <w:proofErr w:type="spellEnd"/>
-      <w:r>
-        <w:t xml:space="preserve"> (API de productos) usando método POST</w:t>
+        <w:t xml:space="preserve">        ENVIAR objeto producto al backend (API de productos) usando método POST</w:t>
       </w:r>
     </w:p>
     <w:p>
@@ -2584,15 +2260,7 @@
         <w:spacing w:after="0"/>
       </w:pPr>
       <w:r>
-        <w:t xml:space="preserve">        SI respuesta del </w:t>
-      </w:r>
-      <w:proofErr w:type="spellStart"/>
-      <w:r>
-        <w:t>backend</w:t>
-      </w:r>
-      <w:proofErr w:type="spellEnd"/>
-      <w:r>
-        <w:t xml:space="preserve"> es exitosa ENTONCES</w:t>
+        <w:t xml:space="preserve">        SI respuesta del backend es exitosa ENTONCES</w:t>
       </w:r>
     </w:p>
     <w:p>
@@ -2808,20 +2476,7 @@
         <w:spacing w:after="0"/>
       </w:pPr>
       <w:r>
-        <w:t xml:space="preserve">                    LLAMAR a </w:t>
-      </w:r>
-      <w:proofErr w:type="spellStart"/>
-      <w:proofErr w:type="gramStart"/>
-      <w:r>
-        <w:t>handleFinalizePurchase</w:t>
-      </w:r>
-      <w:proofErr w:type="spellEnd"/>
-      <w:r>
-        <w:t>(</w:t>
-      </w:r>
-      <w:proofErr w:type="gramEnd"/>
-      <w:r>
-        <w:t>)</w:t>
+        <w:t xml:space="preserve">                    LLAMAR a handleFinalizePurchase()</w:t>
       </w:r>
     </w:p>
     <w:p>
@@ -2854,20 +2509,7 @@
         <w:spacing w:after="0"/>
       </w:pPr>
       <w:r>
-        <w:t xml:space="preserve">                    LLAMAR a </w:t>
-      </w:r>
-      <w:proofErr w:type="spellStart"/>
-      <w:proofErr w:type="gramStart"/>
-      <w:r>
-        <w:t>handleFinalizePurchase</w:t>
-      </w:r>
-      <w:proofErr w:type="spellEnd"/>
-      <w:r>
-        <w:t>(</w:t>
-      </w:r>
-      <w:proofErr w:type="gramEnd"/>
-      <w:r>
-        <w:t>)</w:t>
+        <w:t xml:space="preserve">                    LLAMAR a handleFinalizePurchase()</w:t>
       </w:r>
     </w:p>
     <w:p>
@@ -2912,20 +2554,7 @@
         <w:spacing w:after="0"/>
       </w:pPr>
       <w:r>
-        <w:t xml:space="preserve">FUNCIÓN </w:t>
-      </w:r>
-      <w:proofErr w:type="spellStart"/>
-      <w:proofErr w:type="gramStart"/>
-      <w:r>
-        <w:t>handleFinalizePurchase</w:t>
-      </w:r>
-      <w:proofErr w:type="spellEnd"/>
-      <w:r>
-        <w:t>(</w:t>
-      </w:r>
-      <w:proofErr w:type="gramEnd"/>
-      <w:r>
-        <w:t>):</w:t>
+        <w:t>FUNCIÓN handleFinalizePurchase():</w:t>
       </w:r>
     </w:p>
     <w:p>
@@ -2941,15 +2570,7 @@
         <w:spacing w:after="0"/>
       </w:pPr>
       <w:r>
-        <w:t xml:space="preserve">    SI usuario NO está </w:t>
-      </w:r>
-      <w:proofErr w:type="spellStart"/>
-      <w:r>
-        <w:t>logueado</w:t>
-      </w:r>
-      <w:proofErr w:type="spellEnd"/>
-      <w:r>
-        <w:t xml:space="preserve"> ENTONCES</w:t>
+        <w:t xml:space="preserve">    SI usuario NO está logueado ENTONCES</w:t>
       </w:r>
     </w:p>
     <w:p>
@@ -2994,23 +2615,7 @@
         <w:spacing w:after="0"/>
       </w:pPr>
       <w:r>
-        <w:t xml:space="preserve">    ENVIAR datos al </w:t>
-      </w:r>
-      <w:proofErr w:type="spellStart"/>
-      <w:r>
-        <w:t>backend</w:t>
-      </w:r>
-      <w:proofErr w:type="spellEnd"/>
-      <w:r>
-        <w:t xml:space="preserve"> (API </w:t>
-      </w:r>
-      <w:proofErr w:type="spellStart"/>
-      <w:r>
-        <w:t>checkout</w:t>
-      </w:r>
-      <w:proofErr w:type="spellEnd"/>
-      <w:r>
-        <w:t>)</w:t>
+        <w:t xml:space="preserve">    ENVIAR datos al backend (API checkout)</w:t>
       </w:r>
     </w:p>
     <w:p>
@@ -3096,60 +2701,6 @@
           <w:b/>
           <w:bCs/>
         </w:rPr>
-        <w:t>. Pruebas</w:t>
-      </w:r>
-    </w:p>
-    <w:p>
-      <w:r>
-        <w:t xml:space="preserve">Se adoptó una estrategia de validación basada principalmente en </w:t>
-      </w:r>
-      <w:r>
-        <w:rPr>
-          <w:i/>
-          <w:iCs/>
-        </w:rPr>
-        <w:t>pruebas manuales</w:t>
-      </w:r>
-      <w:r>
-        <w:t xml:space="preserve">, con el objetivo de garantizar el correcto funcionamiento de la lógica de negocio en el </w:t>
-      </w:r>
-      <w:proofErr w:type="spellStart"/>
-      <w:r>
-        <w:t>backend</w:t>
-      </w:r>
-      <w:proofErr w:type="spellEnd"/>
-      <w:r>
-        <w:t>.</w:t>
-      </w:r>
-      <w:r>
-        <w:br/>
-        <w:t>Aunque inicialmente se consideró implementar pruebas unitarias para la capa de controladores, se decidió priorizar la ejecución manual de escenarios clave del sistema para asegurar la calidad del comportamiento ante diversas situaciones.</w:t>
-      </w:r>
-    </w:p>
-    <w:p>
-      <w:r>
-        <w:t>Estas pruebas manuales permitieron verificar la orquestación adecuada de las peticiones HTTP, la correcta respuesta ante entradas válidas y no válidas, y el cumplimiento de las reglas de negocio establecidas. Gracias a este enfoque, se obtuvo una mayor confianza en la estabilidad del sistema y se facilitó la detección temprana de posibles errores durante el desarrollo.</w:t>
-      </w:r>
-    </w:p>
-    <w:p>
-      <w:pPr>
-        <w:rPr>
-          <w:b/>
-          <w:bCs/>
-        </w:rPr>
-      </w:pPr>
-      <w:r>
-        <w:rPr>
-          <w:b/>
-          <w:bCs/>
-        </w:rPr>
-        <w:t>9</w:t>
-      </w:r>
-      <w:r>
-        <w:rPr>
-          <w:b/>
-          <w:bCs/>
-        </w:rPr>
         <w:t>. Conclusión</w:t>
       </w:r>
     </w:p>
@@ -3160,16 +2711,7 @@
     </w:p>
     <w:p>
       <w:r>
-        <w:lastRenderedPageBreak/>
-        <w:t>Se desarrolló una plataforma web completa y funcional que permite un ciclo de vida de comercio electrónico desde el registro de usuarios hasta la finalización de una compra. El Objetivo General fue alcanzado al entregar una aplicación interactiva que integra de manera efectiva las tecnologías (</w:t>
-      </w:r>
-      <w:proofErr w:type="spellStart"/>
-      <w:r>
-        <w:t>React</w:t>
-      </w:r>
-      <w:proofErr w:type="spellEnd"/>
-      <w:r>
-        <w:t>, .NET, SQL y Mongo).</w:t>
+        <w:t>Se desarrolló una plataforma web completa y funcional que permite un ciclo de vida de comercio electrónico desde el registro de usuarios hasta la finalización de una compra. El Objetivo General fue alcanzado al entregar una aplicación interactiva que integra de manera efectiva las tecnologías (React, .NET, SQL y Mongo).</w:t>
       </w:r>
     </w:p>
     <w:p>
@@ -3180,15 +2722,7 @@
         </w:numPr>
       </w:pPr>
       <w:r>
-        <w:t xml:space="preserve">La interfaz de usuario, construida con </w:t>
-      </w:r>
-      <w:proofErr w:type="spellStart"/>
-      <w:r>
-        <w:t>React</w:t>
-      </w:r>
-      <w:proofErr w:type="spellEnd"/>
-      <w:r>
-        <w:t>, resultó ser dinámica y responsiva, cumpliendo el primer objetivo específico al ofrecer componentes claros para cada funcionalidad, incluyendo un panel de perfil de usuario completo y un flujo de pago en varios pasos.</w:t>
+        <w:t>La interfaz de usuario, construida con React, resultó ser dinámica y responsiva, cumpliendo el primer objetivo específico al ofrecer componentes claros para cada funcionalidad, incluyendo un panel de perfil de usuario completo y un flujo de pago en varios pasos.</w:t>
       </w:r>
     </w:p>
     <w:p>
@@ -3199,15 +2733,11 @@
         </w:numPr>
       </w:pPr>
       <w:r>
-        <w:t xml:space="preserve">La API en .NET, que forma el núcleo del </w:t>
-      </w:r>
-      <w:proofErr w:type="spellStart"/>
-      <w:r>
-        <w:t>backend</w:t>
-      </w:r>
-      <w:proofErr w:type="spellEnd"/>
-      <w:r>
-        <w:t>, se construyó siguiendo una arquitectura desacoplada con interfaces y repositorios, gestionando de forma segura y robusta todas las operaciones y cumpliendo el segundo objetivo específico.</w:t>
+        <w:t xml:space="preserve">La API en .NET, que forma el núcleo del backend, se construyó siguiendo una arquitectura desacoplada con interfaces y repositorios, gestionando de </w:t>
+      </w:r>
+      <w:r>
+        <w:lastRenderedPageBreak/>
+        <w:t>forma segura y robusta todas las operaciones y cumpliendo el segundo objetivo específico.</w:t>
       </w:r>
     </w:p>
     <w:p>
@@ -3226,56 +2756,30 @@
         <w:ind w:left="360"/>
       </w:pPr>
       <w:r>
-        <w:t>El resultado es una aplicación sólida, escalable y mantenible que sirve como una excelente prueba de concepto para una plataforma de e-</w:t>
-      </w:r>
-      <w:proofErr w:type="spellStart"/>
-      <w:r>
-        <w:t>commerce</w:t>
-      </w:r>
-      <w:proofErr w:type="spellEnd"/>
-      <w:r>
-        <w:t xml:space="preserve"> moderna.</w:t>
-      </w:r>
-    </w:p>
-    <w:p>
-      <w:pPr>
-        <w:rPr>
-          <w:b/>
-          <w:bCs/>
-        </w:rPr>
-      </w:pPr>
-      <w:r>
-        <w:rPr>
-          <w:b/>
-          <w:bCs/>
-        </w:rPr>
-        <w:t>10.</w:t>
-      </w:r>
-      <w:proofErr w:type="gramStart"/>
-      <w:r>
-        <w:rPr>
-          <w:b/>
-          <w:bCs/>
-        </w:rPr>
-        <w:t>Link</w:t>
-      </w:r>
-      <w:proofErr w:type="gramEnd"/>
-      <w:r>
-        <w:rPr>
-          <w:b/>
-          <w:bCs/>
-        </w:rPr>
-        <w:t xml:space="preserve"> del repositorio de </w:t>
-      </w:r>
-      <w:proofErr w:type="spellStart"/>
-      <w:r>
-        <w:rPr>
-          <w:b/>
-          <w:bCs/>
-        </w:rPr>
-        <w:t>github</w:t>
-      </w:r>
-      <w:proofErr w:type="spellEnd"/>
+        <w:t>El resultado es una aplicación sólida, escalable y mantenible que sirve como una excelente prueba de concepto para una plataforma de e-commerce moderna.</w:t>
+      </w:r>
+    </w:p>
+    <w:p>
+      <w:pPr>
+        <w:rPr>
+          <w:b/>
+          <w:bCs/>
+        </w:rPr>
+      </w:pPr>
+      <w:r>
+        <w:rPr>
+          <w:b/>
+          <w:bCs/>
+        </w:rPr>
+        <w:t>9</w:t>
+      </w:r>
+      <w:r>
+        <w:rPr>
+          <w:b/>
+          <w:bCs/>
+        </w:rPr>
+        <w:t>.Link del repositorio de github</w:t>
+      </w:r>
     </w:p>
     <w:p>
       <w:r>
@@ -9582,6 +9086,7 @@
   <w:style w:type="character" w:default="1" w:styleId="Fuentedeprrafopredeter">
     <w:name w:val="Default Paragraph Font"/>
     <w:uiPriority w:val="1"/>
+    <w:semiHidden/>
     <w:unhideWhenUsed/>
   </w:style>
   <w:style w:type="table" w:default="1" w:styleId="Tablanormal">
